--- a/Files/04 - Bamidbar/06 - Chukas/5785/Chukas 5785.docx
+++ b/Files/04 - Bamidbar/06 - Chukas/5785/Chukas 5785.docx
@@ -3355,7 +3355,7 @@
         <w:rPr>
           <w:rFonts w:ascii="Times New Roman" w:hAnsi="Times New Roman" w:cs="Times New Roman"/>
         </w:rPr>
-        <w:t>. No one ever said Hashem caused them pain, because they recognized</w:t>
+        <w:t xml:space="preserve">. No one ever said Hashem caused them pain, because they recognized </w:t>
       </w:r>
       <w:r>
         <w:rPr>
@@ -3998,7 +3998,7 @@
         <w:rPr>
           <w:rFonts w:ascii="Times New Roman" w:hAnsi="Times New Roman" w:cs="Times New Roman"/>
         </w:rPr>
-        <w:t xml:space="preserve"> into</w:t>
+        <w:t xml:space="preserve"> into </w:t>
       </w:r>
       <w:r>
         <w:rPr>

--- a/Files/04 - Bamidbar/06 - Chukas/5785/Chukas 5785.docx
+++ b/Files/04 - Bamidbar/06 - Chukas/5785/Chukas 5785.docx
@@ -1085,7 +1085,7 @@
           <w:rFonts w:ascii="Times New Roman" w:hAnsi="Times New Roman" w:cs="Times New Roman"/>
           <w:rtl/>
         </w:rPr>
-        <w:t>"</w:t>
+        <w:t>״</w:t>
       </w:r>
       <w:r>
         <w:rPr>
@@ -1136,7 +1136,7 @@
           <w:rFonts w:ascii="Times New Roman" w:hAnsi="Times New Roman" w:cs="Times New Roman"/>
           <w:rtl/>
         </w:rPr>
-        <w:t>"</w:t>
+        <w:t>״</w:t>
       </w:r>
       <w:r>
         <w:rPr>
@@ -1214,7 +1214,7 @@
           <w:rFonts w:ascii="Times New Roman" w:hAnsi="Times New Roman" w:cs="Times New Roman"/>
           <w:rtl/>
         </w:rPr>
-        <w:t>"</w:t>
+        <w:t>״</w:t>
       </w:r>
       <w:r>
         <w:rPr>
@@ -1283,7 +1283,7 @@
           <w:rFonts w:ascii="Times New Roman" w:hAnsi="Times New Roman" w:cs="Times New Roman"/>
           <w:rtl/>
         </w:rPr>
-        <w:t>"</w:t>
+        <w:t>״</w:t>
       </w:r>
       <w:r>
         <w:rPr>
@@ -1360,7 +1360,7 @@
           <w:rFonts w:ascii="Times New Roman" w:hAnsi="Times New Roman" w:cs="Times New Roman"/>
           <w:rtl/>
         </w:rPr>
-        <w:t>"</w:t>
+        <w:t>״</w:t>
       </w:r>
       <w:r>
         <w:rPr>
@@ -1698,7 +1698,7 @@
           <w:rFonts w:ascii="Times New Roman" w:hAnsi="Times New Roman" w:cs="Times New Roman"/>
           <w:rtl/>
         </w:rPr>
-        <w:t>"</w:t>
+        <w:t>״</w:t>
       </w:r>
       <w:r>
         <w:rPr>
@@ -1968,7 +1968,7 @@
           <w:rFonts w:ascii="Times New Roman" w:hAnsi="Times New Roman" w:cs="Times New Roman"/>
           <w:rtl/>
         </w:rPr>
-        <w:t>"</w:t>
+        <w:t>״</w:t>
       </w:r>
       <w:r>
         <w:rPr>
@@ -2020,7 +2020,7 @@
           <w:rFonts w:ascii="Times New Roman" w:hAnsi="Times New Roman" w:cs="Times New Roman"/>
           <w:rtl/>
         </w:rPr>
-        <w:t>"</w:t>
+        <w:t>״</w:t>
       </w:r>
       <w:r>
         <w:rPr>

--- a/Files/04 - Bamidbar/06 - Chukas/5785/Chukas 5785.docx
+++ b/Files/04 - Bamidbar/06 - Chukas/5785/Chukas 5785.docx
@@ -1085,7 +1085,7 @@
           <w:rFonts w:ascii="Times New Roman" w:hAnsi="Times New Roman" w:cs="Times New Roman"/>
           <w:rtl/>
         </w:rPr>
-        <w:t>״</w:t>
+        <w:t>"</w:t>
       </w:r>
       <w:r>
         <w:rPr>
@@ -1136,7 +1136,7 @@
           <w:rFonts w:ascii="Times New Roman" w:hAnsi="Times New Roman" w:cs="Times New Roman"/>
           <w:rtl/>
         </w:rPr>
-        <w:t>״</w:t>
+        <w:t>"</w:t>
       </w:r>
       <w:r>
         <w:rPr>
@@ -1214,7 +1214,7 @@
           <w:rFonts w:ascii="Times New Roman" w:hAnsi="Times New Roman" w:cs="Times New Roman"/>
           <w:rtl/>
         </w:rPr>
-        <w:t>״</w:t>
+        <w:t>"</w:t>
       </w:r>
       <w:r>
         <w:rPr>
@@ -1283,7 +1283,7 @@
           <w:rFonts w:ascii="Times New Roman" w:hAnsi="Times New Roman" w:cs="Times New Roman"/>
           <w:rtl/>
         </w:rPr>
-        <w:t>״</w:t>
+        <w:t>"</w:t>
       </w:r>
       <w:r>
         <w:rPr>
@@ -1360,7 +1360,7 @@
           <w:rFonts w:ascii="Times New Roman" w:hAnsi="Times New Roman" w:cs="Times New Roman"/>
           <w:rtl/>
         </w:rPr>
-        <w:t>״</w:t>
+        <w:t>"</w:t>
       </w:r>
       <w:r>
         <w:rPr>
@@ -1698,7 +1698,7 @@
           <w:rFonts w:ascii="Times New Roman" w:hAnsi="Times New Roman" w:cs="Times New Roman"/>
           <w:rtl/>
         </w:rPr>
-        <w:t>״</w:t>
+        <w:t>"</w:t>
       </w:r>
       <w:r>
         <w:rPr>
@@ -1968,7 +1968,7 @@
           <w:rFonts w:ascii="Times New Roman" w:hAnsi="Times New Roman" w:cs="Times New Roman"/>
           <w:rtl/>
         </w:rPr>
-        <w:t>״</w:t>
+        <w:t>"</w:t>
       </w:r>
       <w:r>
         <w:rPr>
@@ -2020,7 +2020,7 @@
           <w:rFonts w:ascii="Times New Roman" w:hAnsi="Times New Roman" w:cs="Times New Roman"/>
           <w:rtl/>
         </w:rPr>
-        <w:t>״</w:t>
+        <w:t>"</w:t>
       </w:r>
       <w:r>
         <w:rPr>
@@ -3355,7 +3355,7 @@
         <w:rPr>
           <w:rFonts w:ascii="Times New Roman" w:hAnsi="Times New Roman" w:cs="Times New Roman"/>
         </w:rPr>
-        <w:t xml:space="preserve">. No one ever said Hashem caused them pain, because they recognized </w:t>
+        <w:t>. No one ever said Hashem caused them pain, because they recognized</w:t>
       </w:r>
       <w:r>
         <w:rPr>
@@ -3621,13 +3621,19 @@
         <w:rPr>
           <w:rFonts w:ascii="Times New Roman" w:hAnsi="Times New Roman" w:cs="Times New Roman"/>
         </w:rPr>
+        <w:t>.</w:t>
+      </w:r>
+      <w:r>
+        <w:rPr>
+          <w:rFonts w:ascii="Times New Roman" w:hAnsi="Times New Roman" w:cs="Times New Roman"/>
+        </w:rPr>
         <w:t>”</w:t>
       </w:r>
       <w:r>
         <w:rPr>
           <w:rFonts w:ascii="Times New Roman" w:hAnsi="Times New Roman" w:cs="Times New Roman"/>
         </w:rPr>
-        <w:t xml:space="preserve">. The </w:t>
+        <w:t xml:space="preserve"> The </w:t>
       </w:r>
       <w:r>
         <w:rPr>
@@ -3657,13 +3663,19 @@
         <w:rPr>
           <w:rFonts w:ascii="Times New Roman" w:hAnsi="Times New Roman" w:cs="Times New Roman"/>
         </w:rPr>
+        <w:t>?</w:t>
+      </w:r>
+      <w:r>
+        <w:rPr>
+          <w:rFonts w:ascii="Times New Roman" w:hAnsi="Times New Roman" w:cs="Times New Roman"/>
+        </w:rPr>
         <w:t>”</w:t>
       </w:r>
       <w:r>
         <w:rPr>
           <w:rFonts w:ascii="Times New Roman" w:hAnsi="Times New Roman" w:cs="Times New Roman"/>
         </w:rPr>
-        <w:t>? The officer</w:t>
+        <w:t xml:space="preserve"> The officer</w:t>
       </w:r>
       <w:r>
         <w:rPr>
@@ -3701,13 +3713,19 @@
         <w:rPr>
           <w:rFonts w:ascii="Times New Roman" w:hAnsi="Times New Roman" w:cs="Times New Roman"/>
         </w:rPr>
+        <w:t>,</w:t>
+      </w:r>
+      <w:r>
+        <w:rPr>
+          <w:rFonts w:ascii="Times New Roman" w:hAnsi="Times New Roman" w:cs="Times New Roman"/>
+        </w:rPr>
         <w:t>”</w:t>
       </w:r>
       <w:r>
         <w:rPr>
           <w:rFonts w:ascii="Times New Roman" w:hAnsi="Times New Roman" w:cs="Times New Roman"/>
         </w:rPr>
-        <w:t xml:space="preserve">, he explained. </w:t>
+        <w:t xml:space="preserve"> he explained. </w:t>
       </w:r>
       <w:r>
         <w:rPr>
@@ -3998,7 +4016,7 @@
         <w:rPr>
           <w:rFonts w:ascii="Times New Roman" w:hAnsi="Times New Roman" w:cs="Times New Roman"/>
         </w:rPr>
-        <w:t xml:space="preserve"> into </w:t>
+        <w:t xml:space="preserve"> into</w:t>
       </w:r>
       <w:r>
         <w:rPr>
@@ -4348,7 +4366,19 @@
         <w:rPr>
           <w:rFonts w:ascii="Times New Roman" w:hAnsi="Times New Roman" w:cs="Times New Roman"/>
         </w:rPr>
-        <w:t>Hakodosh Baruch Hu’s</w:t>
+        <w:t>Hakodosh Baruch Hu</w:t>
+      </w:r>
+      <w:r>
+        <w:rPr>
+          <w:rFonts w:ascii="Times New Roman" w:hAnsi="Times New Roman" w:cs="Times New Roman"/>
+        </w:rPr>
+        <w:t>’</w:t>
+      </w:r>
+      <w:r>
+        <w:rPr>
+          <w:rFonts w:ascii="Times New Roman" w:hAnsi="Times New Roman" w:cs="Times New Roman"/>
+        </w:rPr>
+        <w:t>s</w:t>
       </w:r>
       <w:r>
         <w:rPr>

--- a/Files/04 - Bamidbar/06 - Chukas/5785/Chukas 5785.docx
+++ b/Files/04 - Bamidbar/06 - Chukas/5785/Chukas 5785.docx
@@ -1085,7 +1085,7 @@
           <w:rFonts w:ascii="Times New Roman" w:hAnsi="Times New Roman" w:cs="Times New Roman"/>
           <w:rtl/>
         </w:rPr>
-        <w:t>"</w:t>
+        <w:t>״</w:t>
       </w:r>
       <w:r>
         <w:rPr>
@@ -1136,7 +1136,7 @@
           <w:rFonts w:ascii="Times New Roman" w:hAnsi="Times New Roman" w:cs="Times New Roman"/>
           <w:rtl/>
         </w:rPr>
-        <w:t>"</w:t>
+        <w:t>״</w:t>
       </w:r>
       <w:r>
         <w:rPr>
@@ -1214,7 +1214,7 @@
           <w:rFonts w:ascii="Times New Roman" w:hAnsi="Times New Roman" w:cs="Times New Roman"/>
           <w:rtl/>
         </w:rPr>
-        <w:t>"</w:t>
+        <w:t>״</w:t>
       </w:r>
       <w:r>
         <w:rPr>
@@ -1283,7 +1283,7 @@
           <w:rFonts w:ascii="Times New Roman" w:hAnsi="Times New Roman" w:cs="Times New Roman"/>
           <w:rtl/>
         </w:rPr>
-        <w:t>"</w:t>
+        <w:t>״</w:t>
       </w:r>
       <w:r>
         <w:rPr>
@@ -1360,7 +1360,7 @@
           <w:rFonts w:ascii="Times New Roman" w:hAnsi="Times New Roman" w:cs="Times New Roman"/>
           <w:rtl/>
         </w:rPr>
-        <w:t>"</w:t>
+        <w:t>״</w:t>
       </w:r>
       <w:r>
         <w:rPr>
@@ -1698,7 +1698,7 @@
           <w:rFonts w:ascii="Times New Roman" w:hAnsi="Times New Roman" w:cs="Times New Roman"/>
           <w:rtl/>
         </w:rPr>
-        <w:t>"</w:t>
+        <w:t>״</w:t>
       </w:r>
       <w:r>
         <w:rPr>
@@ -1968,7 +1968,7 @@
           <w:rFonts w:ascii="Times New Roman" w:hAnsi="Times New Roman" w:cs="Times New Roman"/>
           <w:rtl/>
         </w:rPr>
-        <w:t>"</w:t>
+        <w:t>״</w:t>
       </w:r>
       <w:r>
         <w:rPr>
@@ -2020,7 +2020,7 @@
           <w:rFonts w:ascii="Times New Roman" w:hAnsi="Times New Roman" w:cs="Times New Roman"/>
           <w:rtl/>
         </w:rPr>
-        <w:t>"</w:t>
+        <w:t>״</w:t>
       </w:r>
       <w:r>
         <w:rPr>
@@ -3355,7 +3355,7 @@
         <w:rPr>
           <w:rFonts w:ascii="Times New Roman" w:hAnsi="Times New Roman" w:cs="Times New Roman"/>
         </w:rPr>
-        <w:t>. No one ever said Hashem caused them pain, because they recognized</w:t>
+        <w:t xml:space="preserve">. No one ever said Hashem caused them pain, because they recognized </w:t>
       </w:r>
       <w:r>
         <w:rPr>
@@ -4016,7 +4016,7 @@
         <w:rPr>
           <w:rFonts w:ascii="Times New Roman" w:hAnsi="Times New Roman" w:cs="Times New Roman"/>
         </w:rPr>
-        <w:t xml:space="preserve"> into</w:t>
+        <w:t xml:space="preserve"> into </w:t>
       </w:r>
       <w:r>
         <w:rPr>
